--- a/חפיפה כללי.docx
+++ b/חפיפה כללי.docx
@@ -74,89 +74,77 @@
           <w:szCs w:val="18"/>
           <w:highlight w:val="yellow"/>
         </w:rPr>
-        <w:t xml:space="preserve">$ git </w:t>
-      </w:r>
-      <w:proofErr w:type="spellStart"/>
-      <w:r>
+        <w:t>$ git init</w:t>
+      </w:r>
+      <w:r>
+        <w:rPr>
+          <w:rFonts w:ascii="Lucida Console" w:hAnsi="Lucida Console" w:cs="Lucida Console"/>
+          <w:sz w:val="18"/>
+          <w:szCs w:val="18"/>
+        </w:rPr>
+        <w:t xml:space="preserve"> </w:t>
+      </w:r>
+      <w:r>
+        <w:rPr>
+          <w:rFonts w:ascii="Lucida Console" w:hAnsi="Lucida Console" w:cs="Lucida Console"/>
+          <w:sz w:val="18"/>
+          <w:szCs w:val="18"/>
+        </w:rPr>
+        <w:tab/>
+      </w:r>
+      <w:r>
+        <w:rPr>
+          <w:rFonts w:ascii="Lucida Console" w:hAnsi="Lucida Console" w:cs="Lucida Console"/>
+          <w:sz w:val="18"/>
+          <w:szCs w:val="18"/>
+        </w:rPr>
+        <w:tab/>
+      </w:r>
+      <w:r>
+        <w:rPr>
+          <w:rFonts w:ascii="Lucida Console" w:hAnsi="Lucida Console" w:cs="Lucida Console"/>
+          <w:sz w:val="18"/>
+          <w:szCs w:val="18"/>
+        </w:rPr>
+        <w:t>#</w:t>
+      </w:r>
+      <w:r>
+        <w:rPr>
+          <w:rFonts w:ascii="Lucida Console" w:hAnsi="Lucida Console" w:cs="Lucida Console"/>
+          <w:sz w:val="18"/>
+          <w:szCs w:val="18"/>
+        </w:rPr>
+        <w:t>start up a new git repository</w:t>
+      </w:r>
+    </w:p>
+    <w:p>
+      <w:pPr>
         <w:rPr>
           <w:rFonts w:ascii="Lucida Console" w:hAnsi="Lucida Console" w:cs="Lucida Console"/>
           <w:sz w:val="18"/>
           <w:szCs w:val="18"/>
           <w:highlight w:val="yellow"/>
         </w:rPr>
-        <w:t>init</w:t>
-      </w:r>
-      <w:proofErr w:type="spellEnd"/>
-      <w:r>
-        <w:rPr>
-          <w:rFonts w:ascii="Lucida Console" w:hAnsi="Lucida Console" w:cs="Lucida Console"/>
-          <w:sz w:val="18"/>
-          <w:szCs w:val="18"/>
-        </w:rPr>
-        <w:t xml:space="preserve"> </w:t>
-      </w:r>
-      <w:r>
-        <w:rPr>
-          <w:rFonts w:ascii="Lucida Console" w:hAnsi="Lucida Console" w:cs="Lucida Console"/>
-          <w:sz w:val="18"/>
-          <w:szCs w:val="18"/>
-        </w:rPr>
-        <w:tab/>
-      </w:r>
-      <w:r>
-        <w:rPr>
-          <w:rFonts w:ascii="Lucida Console" w:hAnsi="Lucida Console" w:cs="Lucida Console"/>
-          <w:sz w:val="18"/>
-          <w:szCs w:val="18"/>
-        </w:rPr>
-        <w:tab/>
-      </w:r>
-      <w:r>
-        <w:rPr>
-          <w:rFonts w:ascii="Lucida Console" w:hAnsi="Lucida Console" w:cs="Lucida Console"/>
-          <w:sz w:val="18"/>
-          <w:szCs w:val="18"/>
-        </w:rPr>
-        <w:t>#</w:t>
-      </w:r>
-      <w:r>
-        <w:rPr>
-          <w:rFonts w:ascii="Lucida Console" w:hAnsi="Lucida Console" w:cs="Lucida Console"/>
-          <w:sz w:val="18"/>
-          <w:szCs w:val="18"/>
-        </w:rPr>
-        <w:t xml:space="preserve">start up a new git </w:t>
-      </w:r>
-      <w:proofErr w:type="gramStart"/>
-      <w:r>
-        <w:rPr>
-          <w:rFonts w:ascii="Lucida Console" w:hAnsi="Lucida Console" w:cs="Lucida Console"/>
-          <w:sz w:val="18"/>
-          <w:szCs w:val="18"/>
-        </w:rPr>
-        <w:t>repository</w:t>
-      </w:r>
-      <w:proofErr w:type="gramEnd"/>
-    </w:p>
-    <w:p>
-      <w:pPr>
+      </w:pPr>
+      <w:r>
         <w:rPr>
           <w:rFonts w:ascii="Lucida Console" w:hAnsi="Lucida Console" w:cs="Lucida Console"/>
           <w:sz w:val="18"/>
           <w:szCs w:val="18"/>
           <w:highlight w:val="yellow"/>
         </w:rPr>
-      </w:pPr>
-      <w:r>
+        <w:t>$ git commit -m "first commit 27.5.2026"</w:t>
+      </w:r>
+    </w:p>
+    <w:p>
+      <w:pPr>
         <w:rPr>
           <w:rFonts w:ascii="Lucida Console" w:hAnsi="Lucida Console" w:cs="Lucida Console"/>
           <w:sz w:val="18"/>
           <w:szCs w:val="18"/>
           <w:highlight w:val="yellow"/>
         </w:rPr>
-        <w:t xml:space="preserve">$ git commit -m "first commit </w:t>
-      </w:r>
-      <w:proofErr w:type="gramStart"/>
+      </w:pPr>
       <w:r>
         <w:rPr>
           <w:rFonts w:ascii="Lucida Console" w:hAnsi="Lucida Console" w:cs="Lucida Console"/>
@@ -164,48 +152,8 @@
           <w:szCs w:val="18"/>
           <w:highlight w:val="yellow"/>
         </w:rPr>
-        <w:t>27.5.2026</w:t>
-      </w:r>
-      <w:proofErr w:type="gramEnd"/>
-      <w:r>
-        <w:rPr>
-          <w:rFonts w:ascii="Lucida Console" w:hAnsi="Lucida Console" w:cs="Lucida Console"/>
-          <w:sz w:val="18"/>
-          <w:szCs w:val="18"/>
-          <w:highlight w:val="yellow"/>
-        </w:rPr>
-        <w:t>"</w:t>
-      </w:r>
-    </w:p>
-    <w:p>
-      <w:pPr>
-        <w:rPr>
-          <w:rFonts w:ascii="Lucida Console" w:hAnsi="Lucida Console" w:cs="Lucida Console"/>
-          <w:sz w:val="18"/>
-          <w:szCs w:val="18"/>
-          <w:highlight w:val="yellow"/>
-        </w:rPr>
-      </w:pPr>
-      <w:r>
-        <w:rPr>
-          <w:rFonts w:ascii="Lucida Console" w:hAnsi="Lucida Console" w:cs="Lucida Console"/>
-          <w:sz w:val="18"/>
-          <w:szCs w:val="18"/>
-          <w:highlight w:val="yellow"/>
-        </w:rPr>
-        <w:t xml:space="preserve">$ git </w:t>
-      </w:r>
-      <w:proofErr w:type="gramStart"/>
-      <w:r>
-        <w:rPr>
-          <w:rFonts w:ascii="Lucida Console" w:hAnsi="Lucida Console" w:cs="Lucida Console"/>
-          <w:sz w:val="18"/>
-          <w:szCs w:val="18"/>
-          <w:highlight w:val="yellow"/>
-        </w:rPr>
-        <w:t>add .</w:t>
-      </w:r>
-      <w:proofErr w:type="gramEnd"/>
+        <w:t>$ git add .</w:t>
+      </w:r>
     </w:p>
     <w:p>
       <w:pPr>
@@ -251,45 +199,25 @@
           <w:sz w:val="18"/>
           <w:szCs w:val="18"/>
         </w:rPr>
-        <w:t xml:space="preserve">$ git </w:t>
-      </w:r>
-      <w:proofErr w:type="gramStart"/>
-      <w:r>
-        <w:rPr>
-          <w:rFonts w:ascii="Lucida Console" w:hAnsi="Lucida Console" w:cs="Lucida Console"/>
-          <w:sz w:val="18"/>
-          <w:szCs w:val="18"/>
-        </w:rPr>
-        <w:t>remote -v</w:t>
-      </w:r>
-      <w:proofErr w:type="gramEnd"/>
-    </w:p>
-    <w:p>
-      <w:pPr>
-        <w:rPr>
-          <w:rFonts w:ascii="Lucida Console" w:hAnsi="Lucida Console" w:cs="Lucida Console"/>
-          <w:sz w:val="18"/>
-          <w:szCs w:val="18"/>
-        </w:rPr>
-      </w:pPr>
-      <w:r>
-        <w:rPr>
-          <w:rFonts w:ascii="Lucida Console" w:hAnsi="Lucida Console" w:cs="Lucida Console"/>
-          <w:sz w:val="18"/>
-          <w:szCs w:val="18"/>
-        </w:rPr>
-        <w:t xml:space="preserve">$ git remote remove </w:t>
-      </w:r>
-      <w:proofErr w:type="gramStart"/>
-      <w:r>
-        <w:rPr>
-          <w:rFonts w:ascii="Lucida Console" w:hAnsi="Lucida Console" w:cs="Lucida Console"/>
-          <w:sz w:val="18"/>
-          <w:szCs w:val="18"/>
-        </w:rPr>
-        <w:t>origin</w:t>
-      </w:r>
-      <w:proofErr w:type="gramEnd"/>
+        <w:t>$ git remote -v</w:t>
+      </w:r>
+    </w:p>
+    <w:p>
+      <w:pPr>
+        <w:rPr>
+          <w:rFonts w:ascii="Lucida Console" w:hAnsi="Lucida Console" w:cs="Lucida Console"/>
+          <w:sz w:val="18"/>
+          <w:szCs w:val="18"/>
+        </w:rPr>
+      </w:pPr>
+      <w:r>
+        <w:rPr>
+          <w:rFonts w:ascii="Lucida Console" w:hAnsi="Lucida Console" w:cs="Lucida Console"/>
+          <w:sz w:val="18"/>
+          <w:szCs w:val="18"/>
+        </w:rPr>
+        <w:t>$ git remote remove origin</w:t>
+      </w:r>
     </w:p>
     <w:p>
       <w:pPr>
@@ -316,29 +244,7 @@
           <w:szCs w:val="18"/>
           <w:highlight w:val="yellow"/>
         </w:rPr>
-        <w:t xml:space="preserve">$ git config --global </w:t>
-      </w:r>
-      <w:proofErr w:type="spellStart"/>
-      <w:proofErr w:type="gramStart"/>
-      <w:r>
-        <w:rPr>
-          <w:rFonts w:ascii="Lucida Console" w:hAnsi="Lucida Console" w:cs="Lucida Console"/>
-          <w:sz w:val="18"/>
-          <w:szCs w:val="18"/>
-          <w:highlight w:val="yellow"/>
-        </w:rPr>
-        <w:t>user.email</w:t>
-      </w:r>
-      <w:proofErr w:type="spellEnd"/>
-      <w:proofErr w:type="gramEnd"/>
-      <w:r>
-        <w:rPr>
-          <w:rFonts w:ascii="Lucida Console" w:hAnsi="Lucida Console" w:cs="Lucida Console"/>
-          <w:sz w:val="18"/>
-          <w:szCs w:val="18"/>
-          <w:highlight w:val="yellow"/>
-        </w:rPr>
-        <w:t xml:space="preserve"> </w:t>
+        <w:t xml:space="preserve">$ git config --global user.email </w:t>
       </w:r>
       <w:hyperlink r:id="rId5" w:history="1">
         <w:r>
@@ -379,23 +285,13 @@
           <w:szCs w:val="18"/>
         </w:rPr>
       </w:pPr>
-      <w:proofErr w:type="gramStart"/>
-      <w:r>
-        <w:rPr>
-          <w:rFonts w:ascii="Lucida Console" w:hAnsi="Lucida Console" w:cs="Lucida Console"/>
-          <w:sz w:val="18"/>
-          <w:szCs w:val="18"/>
-        </w:rPr>
-        <w:t>$  git</w:t>
-      </w:r>
-      <w:proofErr w:type="gramEnd"/>
-      <w:r>
-        <w:rPr>
-          <w:rFonts w:ascii="Lucida Console" w:hAnsi="Lucida Console" w:cs="Lucida Console"/>
-          <w:sz w:val="18"/>
-          <w:szCs w:val="18"/>
-        </w:rPr>
-        <w:t xml:space="preserve"> commit -m "first commit 27.5.2026 2"</w:t>
+      <w:r>
+        <w:rPr>
+          <w:rFonts w:ascii="Lucida Console" w:hAnsi="Lucida Console" w:cs="Lucida Console"/>
+          <w:sz w:val="18"/>
+          <w:szCs w:val="18"/>
+        </w:rPr>
+        <w:t>$  git commit -m "first commit 27.5.2026 2"</w:t>
       </w:r>
     </w:p>
     <w:p>
@@ -432,52 +328,24 @@
           <w:szCs w:val="18"/>
         </w:rPr>
         <w:tab/>
-        <w:t xml:space="preserve">to push u first need to be up to date with the changes so u have to </w:t>
-      </w:r>
-      <w:proofErr w:type="gramStart"/>
-      <w:r>
-        <w:rPr>
-          <w:rFonts w:ascii="Lucida Console" w:hAnsi="Lucida Console" w:cs="Lucida Console"/>
-          <w:sz w:val="18"/>
-          <w:szCs w:val="18"/>
-        </w:rPr>
-        <w:t>pull</w:t>
-      </w:r>
-      <w:proofErr w:type="gramEnd"/>
-    </w:p>
-    <w:p>
-      <w:pPr>
-        <w:rPr>
-          <w:rFonts w:ascii="Lucida Console" w:hAnsi="Lucida Console" w:cs="Lucida Console"/>
-          <w:sz w:val="18"/>
-          <w:szCs w:val="18"/>
-        </w:rPr>
-      </w:pPr>
-      <w:r>
-        <w:rPr>
-          <w:rFonts w:ascii="Lucida Console" w:hAnsi="Lucida Console" w:cs="Lucida Console"/>
-          <w:sz w:val="18"/>
-          <w:szCs w:val="18"/>
-        </w:rPr>
-        <w:t xml:space="preserve">$ git commit -m "second </w:t>
-      </w:r>
-      <w:proofErr w:type="gramStart"/>
-      <w:r>
-        <w:rPr>
-          <w:rFonts w:ascii="Lucida Console" w:hAnsi="Lucida Console" w:cs="Lucida Console"/>
-          <w:sz w:val="18"/>
-          <w:szCs w:val="18"/>
-        </w:rPr>
-        <w:t>commit</w:t>
-      </w:r>
-      <w:proofErr w:type="gramEnd"/>
-      <w:r>
-        <w:rPr>
-          <w:rFonts w:ascii="Lucida Console" w:hAnsi="Lucida Console" w:cs="Lucida Console"/>
-          <w:sz w:val="18"/>
-          <w:szCs w:val="18"/>
-        </w:rPr>
-        <w:t>"</w:t>
+        <w:t>to push u first need to be up to date with the changes so u have to pull</w:t>
+      </w:r>
+    </w:p>
+    <w:p>
+      <w:pPr>
+        <w:rPr>
+          <w:rFonts w:ascii="Lucida Console" w:hAnsi="Lucida Console" w:cs="Lucida Console"/>
+          <w:sz w:val="18"/>
+          <w:szCs w:val="18"/>
+        </w:rPr>
+      </w:pPr>
+      <w:r>
+        <w:rPr>
+          <w:rFonts w:ascii="Lucida Console" w:hAnsi="Lucida Console" w:cs="Lucida Console"/>
+          <w:sz w:val="18"/>
+          <w:szCs w:val="18"/>
+        </w:rPr>
+        <w:t>$ git commit -m "second commit"</w:t>
       </w:r>
     </w:p>
     <w:p>
@@ -522,61 +390,7 @@
           <w:sz w:val="18"/>
           <w:szCs w:val="18"/>
         </w:rPr>
-        <w:t xml:space="preserve">Git </w:t>
-      </w:r>
-      <w:proofErr w:type="gramStart"/>
-      <w:r>
-        <w:rPr>
-          <w:rFonts w:ascii="Lucida Console" w:hAnsi="Lucida Console" w:cs="Lucida Console"/>
-          <w:sz w:val="18"/>
-          <w:szCs w:val="18"/>
-        </w:rPr>
-        <w:t>add  -</w:t>
-      </w:r>
-      <w:proofErr w:type="gramEnd"/>
-      <w:r>
-        <w:rPr>
-          <w:rFonts w:ascii="Lucida Console" w:hAnsi="Lucida Console" w:cs="Lucida Console"/>
-          <w:sz w:val="18"/>
-          <w:szCs w:val="18"/>
-        </w:rPr>
-        <w:t>&gt;  Commit(</w:t>
-      </w:r>
-      <w:proofErr w:type="spellStart"/>
-      <w:r>
-        <w:rPr>
-          <w:rFonts w:ascii="Lucida Console" w:hAnsi="Lucida Console" w:cs="Lucida Console"/>
-          <w:sz w:val="18"/>
-          <w:szCs w:val="18"/>
-        </w:rPr>
-        <w:t>localy</w:t>
-      </w:r>
-      <w:proofErr w:type="spellEnd"/>
-      <w:r>
-        <w:rPr>
-          <w:rFonts w:ascii="Lucida Console" w:hAnsi="Lucida Console" w:cs="Lucida Console"/>
-          <w:sz w:val="18"/>
-          <w:szCs w:val="18"/>
-        </w:rPr>
-        <w:t xml:space="preserve">) -&gt; push (upload </w:t>
-      </w:r>
-      <w:proofErr w:type="spellStart"/>
-      <w:r>
-        <w:rPr>
-          <w:rFonts w:ascii="Lucida Console" w:hAnsi="Lucida Console" w:cs="Lucida Console"/>
-          <w:sz w:val="18"/>
-          <w:szCs w:val="18"/>
-        </w:rPr>
-        <w:t>remotly</w:t>
-      </w:r>
-      <w:proofErr w:type="spellEnd"/>
-      <w:r>
-        <w:rPr>
-          <w:rFonts w:ascii="Lucida Console" w:hAnsi="Lucida Console" w:cs="Lucida Console"/>
-          <w:sz w:val="18"/>
-          <w:szCs w:val="18"/>
-        </w:rPr>
-        <w:t>)</w:t>
+        <w:t>Git add  -&gt;  Commit(localy) -&gt; push (upload remotly)</w:t>
       </w:r>
     </w:p>
     <w:p>
@@ -704,10 +518,103 @@
           <w:sz w:val="18"/>
           <w:szCs w:val="18"/>
         </w:rPr>
-        <w:t xml:space="preserve">Make </w:t>
-      </w:r>
-      <w:proofErr w:type="gramStart"/>
-      <w:r>
+        <w:t>Make branch</w:t>
+      </w:r>
+    </w:p>
+    <w:p>
+      <w:pPr>
+        <w:rPr>
+          <w:rFonts w:ascii="Lucida Console" w:hAnsi="Lucida Console" w:cs="Lucida Console"/>
+          <w:sz w:val="18"/>
+          <w:szCs w:val="18"/>
+        </w:rPr>
+      </w:pPr>
+      <w:r>
+        <w:rPr>
+          <w:rFonts w:ascii="Lucida Console" w:hAnsi="Lucida Console" w:cs="Lucida Console"/>
+          <w:sz w:val="18"/>
+          <w:szCs w:val="18"/>
+          <w:highlight w:val="yellow"/>
+        </w:rPr>
+        <w:t>git checkout -b new</w:t>
+      </w:r>
+      <w:r>
+        <w:rPr>
+          <w:rFonts w:ascii="Lucida Console" w:hAnsi="Lucida Console" w:cs="Lucida Console"/>
+          <w:sz w:val="18"/>
+          <w:szCs w:val="18"/>
+        </w:rPr>
+        <w:tab/>
+      </w:r>
+      <w:r>
+        <w:rPr>
+          <w:rFonts w:ascii="Lucida Console" w:hAnsi="Lucida Console" w:cs="Lucida Console"/>
+          <w:sz w:val="18"/>
+          <w:szCs w:val="18"/>
+        </w:rPr>
+        <w:tab/>
+      </w:r>
+      <w:r>
+        <w:rPr>
+          <w:rFonts w:ascii="Lucida Console" w:hAnsi="Lucida Console" w:cs="Lucida Console"/>
+          <w:sz w:val="18"/>
+          <w:szCs w:val="18"/>
+        </w:rPr>
+        <w:t>Switched to a new branch 'new'</w:t>
+      </w:r>
+    </w:p>
+    <w:p>
+      <w:pPr>
+        <w:rPr>
+          <w:rFonts w:ascii="Lucida Console" w:hAnsi="Lucida Console" w:cs="Lucida Console"/>
+          <w:sz w:val="18"/>
+          <w:szCs w:val="18"/>
+        </w:rPr>
+      </w:pPr>
+      <w:r>
+        <w:rPr>
+          <w:rFonts w:ascii="Lucida Console" w:hAnsi="Lucida Console" w:cs="Lucida Console"/>
+          <w:sz w:val="18"/>
+          <w:szCs w:val="18"/>
+          <w:highlight w:val="yellow"/>
+        </w:rPr>
+        <w:t>git checkout master</w:t>
+      </w:r>
+      <w:r>
+        <w:rPr>
+          <w:rFonts w:ascii="Lucida Console" w:hAnsi="Lucida Console" w:cs="Lucida Console"/>
+          <w:sz w:val="18"/>
+          <w:szCs w:val="18"/>
+        </w:rPr>
+        <w:tab/>
+      </w:r>
+      <w:r>
+        <w:rPr>
+          <w:rFonts w:ascii="Lucida Console" w:hAnsi="Lucida Console" w:cs="Lucida Console"/>
+          <w:sz w:val="18"/>
+          <w:szCs w:val="18"/>
+        </w:rPr>
+        <w:tab/>
+      </w:r>
+      <w:r>
+        <w:rPr>
+          <w:rFonts w:ascii="Lucida Console" w:hAnsi="Lucida Console" w:cs="Lucida Console"/>
+          <w:sz w:val="18"/>
+          <w:szCs w:val="18"/>
+        </w:rPr>
+        <w:t>Switched to branch 'master'</w:t>
+      </w:r>
+      <w:r>
+        <w:rPr>
+          <w:rFonts w:ascii="Lucida Console" w:hAnsi="Lucida Console" w:cs="Lucida Console"/>
+          <w:sz w:val="18"/>
+          <w:szCs w:val="18"/>
+        </w:rPr>
+        <w:t xml:space="preserve"> (return to another branch)</w:t>
+      </w:r>
+    </w:p>
+    <w:p>
+      <w:pPr>
         <w:rPr>
           <w:rFonts w:ascii="Lucida Console" w:hAnsi="Lucida Console" w:cs="Lucida Console"/>
           <w:b/>
@@ -715,104 +622,8 @@
           <w:sz w:val="18"/>
           <w:szCs w:val="18"/>
         </w:rPr>
-        <w:t>branch</w:t>
-      </w:r>
-      <w:proofErr w:type="gramEnd"/>
-    </w:p>
-    <w:p>
-      <w:pPr>
-        <w:rPr>
-          <w:rFonts w:ascii="Lucida Console" w:hAnsi="Lucida Console" w:cs="Lucida Console"/>
-          <w:sz w:val="18"/>
-          <w:szCs w:val="18"/>
-        </w:rPr>
-      </w:pPr>
-      <w:r>
-        <w:rPr>
-          <w:rFonts w:ascii="Lucida Console" w:hAnsi="Lucida Console" w:cs="Lucida Console"/>
-          <w:sz w:val="18"/>
-          <w:szCs w:val="18"/>
-          <w:highlight w:val="yellow"/>
-        </w:rPr>
-        <w:t>git checkout -b new</w:t>
-      </w:r>
-      <w:r>
-        <w:rPr>
-          <w:rFonts w:ascii="Lucida Console" w:hAnsi="Lucida Console" w:cs="Lucida Console"/>
-          <w:sz w:val="18"/>
-          <w:szCs w:val="18"/>
-        </w:rPr>
-        <w:tab/>
-      </w:r>
-      <w:r>
-        <w:rPr>
-          <w:rFonts w:ascii="Lucida Console" w:hAnsi="Lucida Console" w:cs="Lucida Console"/>
-          <w:sz w:val="18"/>
-          <w:szCs w:val="18"/>
-        </w:rPr>
-        <w:tab/>
-      </w:r>
-      <w:r>
-        <w:rPr>
-          <w:rFonts w:ascii="Lucida Console" w:hAnsi="Lucida Console" w:cs="Lucida Console"/>
-          <w:sz w:val="18"/>
-          <w:szCs w:val="18"/>
-        </w:rPr>
-        <w:t>Switched to a new branch 'new'</w:t>
-      </w:r>
-    </w:p>
-    <w:p>
-      <w:pPr>
-        <w:rPr>
-          <w:rFonts w:ascii="Lucida Console" w:hAnsi="Lucida Console" w:cs="Lucida Console"/>
-          <w:sz w:val="18"/>
-          <w:szCs w:val="18"/>
-        </w:rPr>
-      </w:pPr>
-      <w:r>
-        <w:rPr>
-          <w:rFonts w:ascii="Lucida Console" w:hAnsi="Lucida Console" w:cs="Lucida Console"/>
-          <w:sz w:val="18"/>
-          <w:szCs w:val="18"/>
-          <w:highlight w:val="yellow"/>
-        </w:rPr>
-        <w:t>git checkout master</w:t>
-      </w:r>
-      <w:r>
-        <w:rPr>
-          <w:rFonts w:ascii="Lucida Console" w:hAnsi="Lucida Console" w:cs="Lucida Console"/>
-          <w:sz w:val="18"/>
-          <w:szCs w:val="18"/>
-        </w:rPr>
-        <w:tab/>
-      </w:r>
-      <w:r>
-        <w:rPr>
-          <w:rFonts w:ascii="Lucida Console" w:hAnsi="Lucida Console" w:cs="Lucida Console"/>
-          <w:sz w:val="18"/>
-          <w:szCs w:val="18"/>
-        </w:rPr>
-        <w:tab/>
-      </w:r>
-      <w:r>
-        <w:rPr>
-          <w:rFonts w:ascii="Lucida Console" w:hAnsi="Lucida Console" w:cs="Lucida Console"/>
-          <w:sz w:val="18"/>
-          <w:szCs w:val="18"/>
-        </w:rPr>
-        <w:t>Switched to branch 'master'</w:t>
-      </w:r>
-      <w:r>
-        <w:rPr>
-          <w:rFonts w:ascii="Lucida Console" w:hAnsi="Lucida Console" w:cs="Lucida Console"/>
-          <w:sz w:val="18"/>
-          <w:szCs w:val="18"/>
-        </w:rPr>
-        <w:t xml:space="preserve"> (return to another branch)</w:t>
-      </w:r>
-    </w:p>
-    <w:p>
-      <w:pPr>
+      </w:pPr>
+      <w:r>
         <w:rPr>
           <w:rFonts w:ascii="Lucida Console" w:hAnsi="Lucida Console" w:cs="Lucida Console"/>
           <w:b/>
@@ -820,15 +631,6 @@
           <w:sz w:val="18"/>
           <w:szCs w:val="18"/>
         </w:rPr>
-      </w:pPr>
-      <w:r>
-        <w:rPr>
-          <w:rFonts w:ascii="Lucida Console" w:hAnsi="Lucida Console" w:cs="Lucida Console"/>
-          <w:b/>
-          <w:bCs/>
-          <w:sz w:val="18"/>
-          <w:szCs w:val="18"/>
-        </w:rPr>
         <w:t>update branch</w:t>
       </w:r>
     </w:p>
@@ -908,6 +710,24 @@
         <w:tab/>
         <w:t>in case of conflict u can choose what to do int file</w:t>
       </w:r>
+    </w:p>
+    <w:p>
+      <w:pPr>
+        <w:rPr>
+          <w:rFonts w:ascii="Lucida Console" w:hAnsi="Lucida Console" w:cs="Lucida Console"/>
+          <w:sz w:val="18"/>
+          <w:szCs w:val="18"/>
+        </w:rPr>
+      </w:pPr>
+    </w:p>
+    <w:p>
+      <w:pPr>
+        <w:rPr>
+          <w:rFonts w:ascii="Lucida Console" w:hAnsi="Lucida Console" w:cs="Lucida Console"/>
+          <w:sz w:val="18"/>
+          <w:szCs w:val="18"/>
+        </w:rPr>
+      </w:pPr>
     </w:p>
     <w:p>
       <w:pPr>

--- a/חפיפה כללי.docx
+++ b/חפיפה כללי.docx
@@ -724,10 +724,266 @@
       <w:pPr>
         <w:rPr>
           <w:rFonts w:ascii="Lucida Console" w:hAnsi="Lucida Console" w:cs="Lucida Console"/>
-          <w:sz w:val="18"/>
-          <w:szCs w:val="18"/>
-        </w:rPr>
-      </w:pPr>
+          <w:b/>
+          <w:bCs/>
+          <w:sz w:val="18"/>
+          <w:szCs w:val="18"/>
+          <w:u w:val="single"/>
+        </w:rPr>
+      </w:pPr>
+      <w:r>
+        <w:rPr>
+          <w:rFonts w:ascii="Lucida Console" w:hAnsi="Lucida Console" w:cs="Lucida Console"/>
+          <w:b/>
+          <w:bCs/>
+          <w:sz w:val="18"/>
+          <w:szCs w:val="18"/>
+          <w:u w:val="single"/>
+        </w:rPr>
+        <w:lastRenderedPageBreak/>
+        <w:t>python to exe</w:t>
+      </w:r>
+    </w:p>
+    <w:p>
+      <w:pPr>
+        <w:rPr>
+          <w:rFonts w:ascii="Lucida Console" w:hAnsi="Lucida Console" w:cs="Lucida Console"/>
+          <w:sz w:val="18"/>
+          <w:szCs w:val="18"/>
+          <w:rtl/>
+        </w:rPr>
+      </w:pPr>
+      <w:r>
+        <w:rPr>
+          <w:rFonts w:ascii="Lucida Console" w:hAnsi="Lucida Console" w:cs="Lucida Console"/>
+          <w:sz w:val="18"/>
+          <w:szCs w:val="18"/>
+          <w:rtl/>
+        </w:rPr>
+        <w:t>"C:\Users\Dipper\AppData\Local\Packages\PythonSoftwareFoundation.Python.3.13_qbz5n2kfra8p0\LocalCache\local-packages\Python313\Scripts\pyinstaller.exe" --onefile "FILE.py</w:t>
+      </w:r>
+    </w:p>
+    <w:p>
+      <w:pPr>
+        <w:rPr>
+          <w:rFonts w:ascii="Lucida Console" w:hAnsi="Lucida Console" w:cs="Lucida Console"/>
+          <w:sz w:val="18"/>
+          <w:szCs w:val="18"/>
+        </w:rPr>
+      </w:pPr>
+    </w:p>
+    <w:p>
+      <w:pPr>
+        <w:rPr>
+          <w:rFonts w:ascii="Lucida Console" w:hAnsi="Lucida Console" w:cs="Lucida Console"/>
+          <w:b/>
+          <w:bCs/>
+          <w:sz w:val="18"/>
+          <w:szCs w:val="18"/>
+          <w:u w:val="single"/>
+        </w:rPr>
+      </w:pPr>
+      <w:r>
+        <w:rPr>
+          <w:rFonts w:ascii="Lucida Console" w:hAnsi="Lucida Console" w:cs="Lucida Console"/>
+          <w:b/>
+          <w:bCs/>
+          <w:sz w:val="18"/>
+          <w:szCs w:val="18"/>
+          <w:u w:val="single"/>
+        </w:rPr>
+        <w:t>Clang</w:t>
+      </w:r>
+      <w:r>
+        <w:rPr>
+          <w:rFonts w:ascii="Lucida Console" w:hAnsi="Lucida Console" w:cs="Lucida Console"/>
+          <w:b/>
+          <w:bCs/>
+          <w:sz w:val="18"/>
+          <w:szCs w:val="18"/>
+          <w:u w:val="single"/>
+        </w:rPr>
+        <w:t xml:space="preserve"> .c to .exe</w:t>
+      </w:r>
+    </w:p>
+    <w:p>
+      <w:pPr>
+        <w:autoSpaceDE w:val="0"/>
+        <w:autoSpaceDN w:val="0"/>
+        <w:adjustRightInd w:val="0"/>
+        <w:spacing w:after="0" w:line="240" w:lineRule="auto"/>
+        <w:rPr>
+          <w:rFonts w:ascii="Lucida Console" w:hAnsi="Lucida Console" w:cs="Lucida Console"/>
+          <w:sz w:val="18"/>
+          <w:szCs w:val="18"/>
+        </w:rPr>
+      </w:pPr>
+      <w:r>
+        <w:rPr>
+          <w:rFonts w:ascii="Lucida Console" w:hAnsi="Lucida Console" w:cs="Lucida Console"/>
+          <w:sz w:val="18"/>
+          <w:szCs w:val="18"/>
+          <w:rtl/>
+        </w:rPr>
+        <w:t>lang -g -Wall -std=c99 -o &lt;executablename&gt; &lt;sourcefiles</w:t>
+      </w:r>
+      <w:r>
+        <w:rPr>
+          <w:rFonts w:ascii="Lucida Console" w:hAnsi="Lucida Console" w:cs="Lucida Console"/>
+          <w:sz w:val="18"/>
+          <w:szCs w:val="18"/>
+        </w:rPr>
+        <w:t>&gt;</w:t>
+      </w:r>
+    </w:p>
+    <w:p>
+      <w:pPr>
+        <w:autoSpaceDE w:val="0"/>
+        <w:autoSpaceDN w:val="0"/>
+        <w:adjustRightInd w:val="0"/>
+        <w:spacing w:after="0" w:line="240" w:lineRule="auto"/>
+        <w:rPr>
+          <w:rFonts w:ascii="Lucida Console" w:hAnsi="Lucida Console" w:cs="Lucida Console"/>
+          <w:sz w:val="18"/>
+          <w:szCs w:val="18"/>
+          <w:rtl/>
+        </w:rPr>
+      </w:pPr>
+    </w:p>
+    <w:p>
+      <w:pPr>
+        <w:autoSpaceDE w:val="0"/>
+        <w:autoSpaceDN w:val="0"/>
+        <w:bidi/>
+        <w:adjustRightInd w:val="0"/>
+        <w:spacing w:after="0" w:line="240" w:lineRule="auto"/>
+        <w:jc w:val="right"/>
+        <w:rPr>
+          <w:rFonts w:ascii="Lucida Console" w:hAnsi="Lucida Console" w:cs="Lucida Console"/>
+          <w:b/>
+          <w:bCs/>
+          <w:sz w:val="18"/>
+          <w:szCs w:val="18"/>
+          <w:u w:val="single"/>
+        </w:rPr>
+      </w:pPr>
+      <w:r>
+        <w:rPr>
+          <w:rFonts w:ascii="Lucida Console" w:hAnsi="Lucida Console" w:cs="Lucida Console"/>
+          <w:b/>
+          <w:bCs/>
+          <w:sz w:val="18"/>
+          <w:szCs w:val="18"/>
+          <w:u w:val="single"/>
+        </w:rPr>
+        <w:t xml:space="preserve">For each source file, you must compile it to object </w:t>
+      </w:r>
+      <w:proofErr w:type="gramStart"/>
+      <w:r>
+        <w:rPr>
+          <w:rFonts w:ascii="Lucida Console" w:hAnsi="Lucida Console" w:cs="Lucida Console"/>
+          <w:b/>
+          <w:bCs/>
+          <w:sz w:val="18"/>
+          <w:szCs w:val="18"/>
+          <w:u w:val="single"/>
+        </w:rPr>
+        <w:t>code</w:t>
+      </w:r>
+      <w:proofErr w:type="gramEnd"/>
+    </w:p>
+    <w:p>
+      <w:pPr>
+        <w:autoSpaceDE w:val="0"/>
+        <w:autoSpaceDN w:val="0"/>
+        <w:bidi/>
+        <w:adjustRightInd w:val="0"/>
+        <w:spacing w:after="0" w:line="240" w:lineRule="auto"/>
+        <w:jc w:val="right"/>
+      </w:pPr>
+      <w:r>
+        <w:t xml:space="preserve">clang -g -Wall file1.c -c clang -g -Wall file2.c -c clang -g -Wall file3.c -c clang -g file1.o file2.o file3.o -o </w:t>
+      </w:r>
+      <w:proofErr w:type="spellStart"/>
+      <w:r>
+        <w:t>myprogram</w:t>
+      </w:r>
+      <w:proofErr w:type="spellEnd"/>
+    </w:p>
+    <w:p>
+      <w:pPr>
+        <w:autoSpaceDE w:val="0"/>
+        <w:autoSpaceDN w:val="0"/>
+        <w:bidi/>
+        <w:adjustRightInd w:val="0"/>
+        <w:spacing w:after="0" w:line="240" w:lineRule="auto"/>
+        <w:jc w:val="right"/>
+      </w:pPr>
+    </w:p>
+    <w:p>
+      <w:pPr>
+        <w:autoSpaceDE w:val="0"/>
+        <w:autoSpaceDN w:val="0"/>
+        <w:bidi/>
+        <w:adjustRightInd w:val="0"/>
+        <w:spacing w:after="0" w:line="240" w:lineRule="auto"/>
+        <w:jc w:val="right"/>
+      </w:pPr>
+      <w:r>
+        <w:t>-</w:t>
+      </w:r>
+      <w:proofErr w:type="gramStart"/>
+      <w:r>
+        <w:t>g  -</w:t>
+      </w:r>
+      <w:proofErr w:type="gramEnd"/>
+      <w:r>
+        <w:t>&gt; for debugging</w:t>
+      </w:r>
+    </w:p>
+    <w:p>
+      <w:pPr>
+        <w:autoSpaceDE w:val="0"/>
+        <w:autoSpaceDN w:val="0"/>
+        <w:bidi/>
+        <w:adjustRightInd w:val="0"/>
+        <w:spacing w:after="0" w:line="240" w:lineRule="auto"/>
+        <w:jc w:val="right"/>
+      </w:pPr>
+      <w:r>
+        <w:t>-S -&gt; for assembly code</w:t>
+      </w:r>
+    </w:p>
+    <w:p>
+      <w:pPr>
+        <w:autoSpaceDE w:val="0"/>
+        <w:autoSpaceDN w:val="0"/>
+        <w:bidi/>
+        <w:adjustRightInd w:val="0"/>
+        <w:spacing w:after="0" w:line="240" w:lineRule="auto"/>
+        <w:jc w:val="right"/>
+      </w:pPr>
+      <w:r>
+        <w:t>-c -&gt; for object file</w:t>
+      </w:r>
+    </w:p>
+    <w:p>
+      <w:pPr>
+        <w:autoSpaceDE w:val="0"/>
+        <w:autoSpaceDN w:val="0"/>
+        <w:bidi/>
+        <w:adjustRightInd w:val="0"/>
+        <w:spacing w:after="0" w:line="240" w:lineRule="auto"/>
+        <w:jc w:val="right"/>
+        <w:rPr>
+          <w:rFonts w:ascii="Lucida Console" w:hAnsi="Lucida Console" w:cs="Lucida Console"/>
+          <w:sz w:val="18"/>
+          <w:szCs w:val="18"/>
+        </w:rPr>
+      </w:pPr>
+      <w:r>
+        <w:t>-l -&gt; link external library</w:t>
+      </w:r>
     </w:p>
     <w:p>
       <w:pPr>
@@ -1159,7 +1415,6 @@
   <w:style w:type="character" w:default="1" w:styleId="DefaultParagraphFont">
     <w:name w:val="Default Paragraph Font"/>
     <w:uiPriority w:val="1"/>
-    <w:semiHidden/>
     <w:unhideWhenUsed/>
   </w:style>
   <w:style w:type="table" w:default="1" w:styleId="TableNormal">

--- a/חפיפה כללי.docx
+++ b/חפיפה כללי.docx
@@ -406,15 +406,6 @@
       <w:pPr>
         <w:rPr>
           <w:rFonts w:ascii="Lucida Console" w:hAnsi="Lucida Console" w:cs="Lucida Console"/>
-          <w:sz w:val="18"/>
-          <w:szCs w:val="18"/>
-        </w:rPr>
-      </w:pPr>
-    </w:p>
-    <w:p>
-      <w:pPr>
-        <w:rPr>
-          <w:rFonts w:ascii="Lucida Console" w:hAnsi="Lucida Console" w:cs="Lucida Console"/>
           <w:b/>
           <w:bCs/>
           <w:sz w:val="18"/>
@@ -740,26 +731,26 @@
           <w:szCs w:val="18"/>
           <w:u w:val="single"/>
         </w:rPr>
+        <w:t>python to exe</w:t>
+      </w:r>
+    </w:p>
+    <w:p>
+      <w:pPr>
+        <w:rPr>
+          <w:rFonts w:ascii="Lucida Console" w:hAnsi="Lucida Console" w:cs="Lucida Console"/>
+          <w:sz w:val="18"/>
+          <w:szCs w:val="18"/>
+          <w:rtl/>
+        </w:rPr>
+      </w:pPr>
+      <w:r>
+        <w:rPr>
+          <w:rFonts w:ascii="Lucida Console" w:hAnsi="Lucida Console" w:cs="Lucida Console"/>
+          <w:sz w:val="18"/>
+          <w:szCs w:val="18"/>
+          <w:rtl/>
+        </w:rPr>
         <w:lastRenderedPageBreak/>
-        <w:t>python to exe</w:t>
-      </w:r>
-    </w:p>
-    <w:p>
-      <w:pPr>
-        <w:rPr>
-          <w:rFonts w:ascii="Lucida Console" w:hAnsi="Lucida Console" w:cs="Lucida Console"/>
-          <w:sz w:val="18"/>
-          <w:szCs w:val="18"/>
-          <w:rtl/>
-        </w:rPr>
-      </w:pPr>
-      <w:r>
-        <w:rPr>
-          <w:rFonts w:ascii="Lucida Console" w:hAnsi="Lucida Console" w:cs="Lucida Console"/>
-          <w:sz w:val="18"/>
-          <w:szCs w:val="18"/>
-          <w:rtl/>
-        </w:rPr>
         <w:t>"C:\Users\Dipper\AppData\Local\Packages\PythonSoftwareFoundation.Python.3.13_qbz5n2kfra8p0\LocalCache\local-packages\Python313\Scripts\pyinstaller.exe" --onefile "FILE.py</w:t>
       </w:r>
     </w:p>
@@ -876,21 +867,8 @@
           <w:szCs w:val="18"/>
           <w:u w:val="single"/>
         </w:rPr>
-        <w:t xml:space="preserve">For each source file, you must compile it to object </w:t>
-      </w:r>
-      <w:proofErr w:type="gramStart"/>
-      <w:r>
-        <w:rPr>
-          <w:rFonts w:ascii="Lucida Console" w:hAnsi="Lucida Console" w:cs="Lucida Console"/>
-          <w:b/>
-          <w:bCs/>
-          <w:sz w:val="18"/>
-          <w:szCs w:val="18"/>
-          <w:u w:val="single"/>
-        </w:rPr>
-        <w:t>code</w:t>
-      </w:r>
-      <w:proofErr w:type="gramEnd"/>
+        <w:t>For each source file, you must compile it to object code</w:t>
+      </w:r>
     </w:p>
     <w:p>
       <w:pPr>
@@ -930,15 +908,7 @@
         <w:jc w:val="right"/>
       </w:pPr>
       <w:r>
-        <w:t>-</w:t>
-      </w:r>
-      <w:proofErr w:type="gramStart"/>
-      <w:r>
-        <w:t>g  -</w:t>
-      </w:r>
-      <w:proofErr w:type="gramEnd"/>
-      <w:r>
-        <w:t>&gt; for debugging</w:t>
+        <w:t>-g  -&gt; for debugging</w:t>
       </w:r>
     </w:p>
     <w:p>
@@ -1415,6 +1385,7 @@
   <w:style w:type="character" w:default="1" w:styleId="DefaultParagraphFont">
     <w:name w:val="Default Paragraph Font"/>
     <w:uiPriority w:val="1"/>
+    <w:semiHidden/>
     <w:unhideWhenUsed/>
   </w:style>
   <w:style w:type="table" w:default="1" w:styleId="TableNormal">

--- a/חפיפה כללי.docx
+++ b/חפיפה כללי.docx
@@ -814,6 +814,14 @@
           <w:rFonts w:ascii="Lucida Console" w:hAnsi="Lucida Console" w:cs="Lucida Console"/>
           <w:sz w:val="18"/>
           <w:szCs w:val="18"/>
+        </w:rPr>
+        <w:t>c</w:t>
+      </w:r>
+      <w:r>
+        <w:rPr>
+          <w:rFonts w:ascii="Lucida Console" w:hAnsi="Lucida Console" w:cs="Lucida Console"/>
+          <w:sz w:val="18"/>
+          <w:szCs w:val="18"/>
           <w:rtl/>
         </w:rPr>
         <w:t>lang -g -Wall -std=c99 -o &lt;executablename&gt; &lt;sourcefiles</w:t>
@@ -880,13 +888,8 @@
         <w:jc w:val="right"/>
       </w:pPr>
       <w:r>
-        <w:t xml:space="preserve">clang -g -Wall file1.c -c clang -g -Wall file2.c -c clang -g -Wall file3.c -c clang -g file1.o file2.o file3.o -o </w:t>
-      </w:r>
-      <w:proofErr w:type="spellStart"/>
-      <w:r>
-        <w:t>myprogram</w:t>
-      </w:r>
-      <w:proofErr w:type="spellEnd"/>
+        <w:t>clang -g -Wall file1.c -c clang -g -Wall file2.c -c clang -g -Wall file3.c -c clang -g file1.o file2.o file3.o -o myprogram</w:t>
+      </w:r>
     </w:p>
     <w:p>
       <w:pPr>
